--- a/drafts/202512_jeh_final_submission/marriage-bars-main-221225-final.docx
+++ b/drafts/202512_jeh_final_submission/marriage-bars-main-221225-final.docx
@@ -6196,7 +6196,19 @@
         <w:rPr>
           <w:rFonts w:ascii="Times New Roman" w:hAnsi="Times New Roman" w:cs="Times New Roman"/>
         </w:rPr>
-        <w:t>show that the increase in married women teachers was entirely offset by a 4.2 p.p. (7%) decrease in the share of teachers who were unmarried women, with no effect on the share of teachers who were men. We interpret the maintained ratio of men-to-women white teachers after the prohibitions as being consistent with two common beliefs that schools and other employers held at the time: (1) that men and women workers were imperfect substitutes, and/or (2) that employing men took priority over employing women. For example, schools that held the former belief might have allocated men and women teachers to different types of teaching positions (high schools or elementary schools, for instance) based on beliefs about comparative advantages, while schools that held the latter belief might have only hired a married woman at the expense of letting go of an unmarried women to uphold to the norm that men needed jobs to provide for their families.</w:t>
+        <w:t>show that the increase in married women teachers was entirely offset by a 4.</w:t>
+      </w:r>
+      <w:r>
+        <w:rPr>
+          <w:rFonts w:ascii="Times New Roman" w:hAnsi="Times New Roman" w:cs="Times New Roman"/>
+        </w:rPr>
+        <w:t>4</w:t>
+      </w:r>
+      <w:r>
+        <w:rPr>
+          <w:rFonts w:ascii="Times New Roman" w:hAnsi="Times New Roman" w:cs="Times New Roman"/>
+        </w:rPr>
+        <w:t xml:space="preserve"> p.p. (7%) decrease in the share of teachers who were unmarried women, with no effect on the share of teachers who were men. We interpret the maintained ratio of men-to-women white teachers after the prohibitions as being consistent with two common beliefs that schools and other employers held at the time: (1) that men and women workers were imperfect substitutes, and/or (2) that employing men took priority over employing women. For example, schools that held the former belief might have allocated men and women teachers to different types of teaching positions (high schools or elementary schools, for instance) based on beliefs about comparative advantages, while schools that held the latter belief might have only hired a married woman at the expense of letting go of an unmarried women to uphold to the norm that men needed jobs to provide for their families.</w:t>
       </w:r>
     </w:p>
     <w:p>
